--- a/ai_11/volodymyr_bychkovskyi/epic_3/epic_3_report_volodymyr_bychkovskyi.docx
+++ b/ai_11/volodymyr_bychkovskyi/epic_3/epic_3_report_volodymyr_bychkovskyi.docx
@@ -106,12 +106,12 @@
             <wp:extent cx="2710845" cy="2571750"/>
             <wp:effectExtent b="0" l="0" r="0" t="0"/>
             <wp:wrapNone/>
-            <wp:docPr descr="A blue and white logo&#10;&#10;Description automatically generated" id="105" name="image17.jpg"/>
+            <wp:docPr descr="A blue and white logo&#10;&#10;Description automatically generated" id="105" name="image10.jpg"/>
             <a:graphic>
               <a:graphicData uri="http://schemas.openxmlformats.org/drawingml/2006/picture">
                 <pic:pic>
                   <pic:nvPicPr>
-                    <pic:cNvPr descr="A blue and white logo&#10;&#10;Description automatically generated" id="0" name="image17.jpg"/>
+                    <pic:cNvPr descr="A blue and white logo&#10;&#10;Description automatically generated" id="0" name="image10.jpg"/>
                     <pic:cNvPicPr preferRelativeResize="0"/>
                   </pic:nvPicPr>
                   <pic:blipFill>
@@ -2800,12 +2800,12 @@
           <wp:inline distB="114300" distT="114300" distL="114300" distR="114300">
             <wp:extent cx="5438775" cy="419100"/>
             <wp:effectExtent b="0" l="0" r="0" t="0"/>
-            <wp:docPr id="96" name="image8.png"/>
+            <wp:docPr id="96" name="image7.png"/>
             <a:graphic>
               <a:graphicData uri="http://schemas.openxmlformats.org/drawingml/2006/picture">
                 <pic:pic>
                   <pic:nvPicPr>
-                    <pic:cNvPr id="0" name="image8.png"/>
+                    <pic:cNvPr id="0" name="image7.png"/>
                     <pic:cNvPicPr preferRelativeResize="0"/>
                   </pic:nvPicPr>
                   <pic:blipFill>
@@ -2908,7 +2908,7 @@
       </w:pPr>
       <w:sdt>
         <w:sdtPr>
-          <w:id w:val="1237524669"/>
+          <w:id w:val="650595703"/>
           <w:tag w:val="goog_rdk_0"/>
         </w:sdtPr>
         <w:sdtContent>
@@ -2936,12 +2936,12 @@
           <wp:inline distB="114300" distT="114300" distL="114300" distR="114300">
             <wp:extent cx="5940115" cy="1028700"/>
             <wp:effectExtent b="0" l="0" r="0" t="0"/>
-            <wp:docPr id="95" name="image7.png"/>
+            <wp:docPr id="95" name="image6.png"/>
             <a:graphic>
               <a:graphicData uri="http://schemas.openxmlformats.org/drawingml/2006/picture">
                 <pic:pic>
                   <pic:nvPicPr>
-                    <pic:cNvPr id="0" name="image7.png"/>
+                    <pic:cNvPr id="0" name="image6.png"/>
                     <pic:cNvPicPr preferRelativeResize="0"/>
                   </pic:nvPicPr>
                   <pic:blipFill>
@@ -3204,12 +3204,12 @@
           <wp:inline distB="114300" distT="114300" distL="114300" distR="114300">
             <wp:extent cx="5940115" cy="1524000"/>
             <wp:effectExtent b="0" l="0" r="0" t="0"/>
-            <wp:docPr id="98" name="image10.png"/>
+            <wp:docPr id="98" name="image4.png"/>
             <a:graphic>
               <a:graphicData uri="http://schemas.openxmlformats.org/drawingml/2006/picture">
                 <pic:pic>
                   <pic:nvPicPr>
-                    <pic:cNvPr id="0" name="image10.png"/>
+                    <pic:cNvPr id="0" name="image4.png"/>
                     <pic:cNvPicPr preferRelativeResize="0"/>
                   </pic:nvPicPr>
                   <pic:blipFill>
@@ -3344,12 +3344,12 @@
           <wp:inline distB="114300" distT="114300" distL="114300" distR="114300">
             <wp:extent cx="5940115" cy="1473200"/>
             <wp:effectExtent b="0" l="0" r="0" t="0"/>
-            <wp:docPr id="97" name="image9.png"/>
+            <wp:docPr id="97" name="image18.png"/>
             <a:graphic>
               <a:graphicData uri="http://schemas.openxmlformats.org/drawingml/2006/picture">
                 <pic:pic>
                   <pic:nvPicPr>
-                    <pic:cNvPr id="0" name="image9.png"/>
+                    <pic:cNvPr id="0" name="image18.png"/>
                     <pic:cNvPicPr preferRelativeResize="0"/>
                   </pic:nvPicPr>
                   <pic:blipFill>
@@ -3484,12 +3484,12 @@
           <wp:inline distB="114300" distT="114300" distL="114300" distR="114300">
             <wp:extent cx="5940115" cy="1384300"/>
             <wp:effectExtent b="0" l="0" r="0" t="0"/>
-            <wp:docPr id="101" name="image13.png"/>
+            <wp:docPr id="101" name="image14.png"/>
             <a:graphic>
               <a:graphicData uri="http://schemas.openxmlformats.org/drawingml/2006/picture">
                 <pic:pic>
                   <pic:nvPicPr>
-                    <pic:cNvPr id="0" name="image13.png"/>
+                    <pic:cNvPr id="0" name="image14.png"/>
                     <pic:cNvPicPr preferRelativeResize="0"/>
                   </pic:nvPicPr>
                   <pic:blipFill>
@@ -3718,7 +3718,7 @@
           <w:szCs w:val="24"/>
           <w:rtl w:val="0"/>
         </w:rPr>
-        <w:t xml:space="preserve">Рис. 6 Блок-схема до Lab 2 (рекурсивна функція sumEven та головна частина програми)</w:t>
+        <w:t xml:space="preserve">Рис. 6 Блок-схема до Lab 2 (рекурсивна функція sumEven)</w:t>
       </w:r>
       <w:r>
         <w:rPr>
@@ -3760,12 +3760,12 @@
           <wp:inline distB="114300" distT="114300" distL="114300" distR="114300">
             <wp:extent cx="4714875" cy="5162550"/>
             <wp:effectExtent b="0" l="0" r="0" t="0"/>
-            <wp:docPr id="103" name="image15.png"/>
+            <wp:docPr id="103" name="image8.png"/>
             <a:graphic>
               <a:graphicData uri="http://schemas.openxmlformats.org/drawingml/2006/picture">
                 <pic:pic>
                   <pic:nvPicPr>
-                    <pic:cNvPr id="0" name="image15.png"/>
+                    <pic:cNvPr id="0" name="image8.png"/>
                     <pic:cNvPicPr preferRelativeResize="0"/>
                   </pic:nvPicPr>
                   <pic:blipFill>
@@ -3830,12 +3830,12 @@
           <wp:inline distB="114300" distT="114300" distL="114300" distR="114300">
             <wp:extent cx="4362450" cy="6696075"/>
             <wp:effectExtent b="0" l="0" r="0" t="0"/>
-            <wp:docPr id="102" name="image14.png"/>
+            <wp:docPr id="102" name="image13.png"/>
             <a:graphic>
               <a:graphicData uri="http://schemas.openxmlformats.org/drawingml/2006/picture">
                 <pic:pic>
                   <pic:nvPicPr>
-                    <pic:cNvPr id="0" name="image14.png"/>
+                    <pic:cNvPr id="0" name="image13.png"/>
                     <pic:cNvPicPr preferRelativeResize="0"/>
                   </pic:nvPicPr>
                   <pic:blipFill>
@@ -3900,12 +3900,12 @@
           <wp:inline distB="114300" distT="114300" distL="114300" distR="114300">
             <wp:extent cx="4772025" cy="4086225"/>
             <wp:effectExtent b="0" l="0" r="0" t="0"/>
-            <wp:docPr id="107" name="image19.png"/>
+            <wp:docPr id="107" name="image26.png"/>
             <a:graphic>
               <a:graphicData uri="http://schemas.openxmlformats.org/drawingml/2006/picture">
                 <pic:pic>
                   <pic:nvPicPr>
-                    <pic:cNvPr id="0" name="image19.png"/>
+                    <pic:cNvPr id="0" name="image26.png"/>
                     <pic:cNvPicPr preferRelativeResize="0"/>
                   </pic:nvPicPr>
                   <pic:blipFill>
@@ -3970,12 +3970,12 @@
           <wp:inline distB="114300" distT="114300" distL="114300" distR="114300">
             <wp:extent cx="3695700" cy="6762750"/>
             <wp:effectExtent b="0" l="0" r="0" t="0"/>
-            <wp:docPr id="104" name="image16.png"/>
+            <wp:docPr id="104" name="image15.png"/>
             <a:graphic>
               <a:graphicData uri="http://schemas.openxmlformats.org/drawingml/2006/picture">
                 <pic:pic>
                   <pic:nvPicPr>
-                    <pic:cNvPr id="0" name="image16.png"/>
+                    <pic:cNvPr id="0" name="image15.png"/>
                     <pic:cNvPicPr preferRelativeResize="0"/>
                   </pic:nvPicPr>
                   <pic:blipFill>
@@ -4031,7 +4031,7 @@
       <w:pPr>
         <w:keepNext w:val="1"/>
         <w:spacing w:after="120" w:line="300" w:lineRule="auto"/>
-        <w:jc w:val="both"/>
+        <w:jc w:val="center"/>
         <w:rPr/>
       </w:pPr>
       <w:r>
@@ -4040,12 +4040,12 @@
           <wp:inline distB="114300" distT="114300" distL="114300" distR="114300">
             <wp:extent cx="3743325" cy="6943725"/>
             <wp:effectExtent b="0" l="0" r="0" t="0"/>
-            <wp:docPr id="106" name="image18.png"/>
+            <wp:docPr id="106" name="image2.png"/>
             <a:graphic>
               <a:graphicData uri="http://schemas.openxmlformats.org/drawingml/2006/picture">
                 <pic:pic>
                   <pic:nvPicPr>
-                    <pic:cNvPr id="0" name="image18.png"/>
+                    <pic:cNvPr id="0" name="image2.png"/>
                     <pic:cNvPicPr preferRelativeResize="0"/>
                   </pic:nvPicPr>
                   <pic:blipFill>
@@ -4110,12 +4110,12 @@
           <wp:inline distB="114300" distT="114300" distL="114300" distR="114300">
             <wp:extent cx="5038725" cy="6315075"/>
             <wp:effectExtent b="0" l="0" r="0" t="0"/>
-            <wp:docPr id="108" name="image20.png"/>
+            <wp:docPr id="108" name="image12.png"/>
             <a:graphic>
               <a:graphicData uri="http://schemas.openxmlformats.org/drawingml/2006/picture">
                 <pic:pic>
                   <pic:nvPicPr>
-                    <pic:cNvPr id="0" name="image20.png"/>
+                    <pic:cNvPr id="0" name="image12.png"/>
                     <pic:cNvPicPr preferRelativeResize="0"/>
                   </pic:nvPicPr>
                   <pic:blipFill>
@@ -4250,12 +4250,12 @@
           <wp:inline distB="114300" distT="114300" distL="114300" distR="114300">
             <wp:extent cx="4895850" cy="6724650"/>
             <wp:effectExtent b="0" l="0" r="0" t="0"/>
-            <wp:docPr id="110" name="image22.png"/>
+            <wp:docPr id="110" name="image23.png"/>
             <a:graphic>
               <a:graphicData uri="http://schemas.openxmlformats.org/drawingml/2006/picture">
                 <pic:pic>
                   <pic:nvPicPr>
-                    <pic:cNvPr id="0" name="image22.png"/>
+                    <pic:cNvPr id="0" name="image23.png"/>
                     <pic:cNvPicPr preferRelativeResize="0"/>
                   </pic:nvPicPr>
                   <pic:blipFill>
@@ -4320,12 +4320,12 @@
           <wp:inline distB="114300" distT="114300" distL="114300" distR="114300">
             <wp:extent cx="5362575" cy="6934200"/>
             <wp:effectExtent b="0" l="0" r="0" t="0"/>
-            <wp:docPr id="111" name="image23.png"/>
+            <wp:docPr id="111" name="image22.png"/>
             <a:graphic>
               <a:graphicData uri="http://schemas.openxmlformats.org/drawingml/2006/picture">
                 <pic:pic>
                   <pic:nvPicPr>
-                    <pic:cNvPr id="0" name="image23.png"/>
+                    <pic:cNvPr id="0" name="image22.png"/>
                     <pic:cNvPicPr preferRelativeResize="0"/>
                   </pic:nvPicPr>
                   <pic:blipFill>
@@ -4390,12 +4390,12 @@
           <wp:inline distB="114300" distT="114300" distL="114300" distR="114300">
             <wp:extent cx="5391150" cy="6781800"/>
             <wp:effectExtent b="0" l="0" r="0" t="0"/>
-            <wp:docPr id="112" name="image24.png"/>
+            <wp:docPr id="112" name="image19.png"/>
             <a:graphic>
               <a:graphicData uri="http://schemas.openxmlformats.org/drawingml/2006/picture">
                 <pic:pic>
                   <pic:nvPicPr>
-                    <pic:cNvPr id="0" name="image24.png"/>
+                    <pic:cNvPr id="0" name="image19.png"/>
                     <pic:cNvPicPr preferRelativeResize="0"/>
                   </pic:nvPicPr>
                   <pic:blipFill>
@@ -4536,12 +4536,12 @@
           <wp:inline distB="114300" distT="114300" distL="114300" distR="114300">
             <wp:extent cx="5448300" cy="4457700"/>
             <wp:effectExtent b="0" l="0" r="0" t="0"/>
-            <wp:docPr id="114" name="image26.png"/>
+            <wp:docPr id="114" name="image24.png"/>
             <a:graphic>
               <a:graphicData uri="http://schemas.openxmlformats.org/drawingml/2006/picture">
                 <pic:pic>
                   <pic:nvPicPr>
-                    <pic:cNvPr id="0" name="image26.png"/>
+                    <pic:cNvPr id="0" name="image24.png"/>
                     <pic:cNvPicPr preferRelativeResize="0"/>
                   </pic:nvPicPr>
                   <pic:blipFill>
@@ -4612,12 +4612,12 @@
           <wp:inline distB="114300" distT="114300" distL="114300" distR="114300">
             <wp:extent cx="5940115" cy="4165600"/>
             <wp:effectExtent b="0" l="0" r="0" t="0"/>
-            <wp:docPr id="100" name="image12.png"/>
+            <wp:docPr id="100" name="image17.png"/>
             <a:graphic>
               <a:graphicData uri="http://schemas.openxmlformats.org/drawingml/2006/picture">
                 <pic:pic>
                   <pic:nvPicPr>
-                    <pic:cNvPr id="0" name="image12.png"/>
+                    <pic:cNvPr id="0" name="image17.png"/>
                     <pic:cNvPicPr preferRelativeResize="0"/>
                   </pic:nvPicPr>
                   <pic:blipFill>
@@ -32834,7 +32834,41 @@
         <w:rPr>
           <w:rtl w:val="0"/>
         </w:rPr>
-        <w:t xml:space="preserve">Посилання на Pull Request зі звітом та програмами Епіку 3: [посилання на PR]</w:t>
+        <w:t xml:space="preserve">Посилання на Pull Request зі звітом та програмами Епіку 3: </w:t>
+      </w:r>
+    </w:p>
+    <w:p>
+      <w:pPr>
+        <w:spacing w:after="120" w:line="300" w:lineRule="auto"/>
+        <w:jc w:val="left"/>
+        <w:rPr/>
+      </w:pPr>
+      <w:hyperlink r:id="rId33">
+        <w:r>
+          <w:rPr>
+            <w:color w:val="1155cc"/>
+            <w:u w:val="single"/>
+            <w:rtl w:val="0"/>
+          </w:rPr>
+          <w:t xml:space="preserve">https://github.com/artificial-intelligence-department/ai_programming_playground_2026/blob/05043490113b13cd9fe0cdabbb0917c1f183440f/ai_11/volodymyr_bychkovskyi/epic_3/lab_2_task_1_variant_2_john_black.cpp</w:t>
+        </w:r>
+      </w:hyperlink>
+      <w:r>
+        <w:rPr>
+          <w:rtl w:val="0"/>
+        </w:rPr>
+      </w:r>
+    </w:p>
+    <w:p>
+      <w:pPr>
+        <w:spacing w:after="120" w:line="300" w:lineRule="auto"/>
+        <w:jc w:val="left"/>
+        <w:rPr/>
+      </w:pPr>
+      <w:r>
+        <w:rPr>
+          <w:rtl w:val="0"/>
+        </w:rPr>
       </w:r>
     </w:p>
     <w:p>
@@ -32892,16 +32926,16 @@
           <wp:inline distB="114300" distT="114300" distL="114300" distR="114300">
             <wp:extent cx="923925" cy="314325"/>
             <wp:effectExtent b="0" l="0" r="0" t="0"/>
-            <wp:docPr id="89" name="image1.png"/>
+            <wp:docPr id="89" name="image9.png"/>
             <a:graphic>
               <a:graphicData uri="http://schemas.openxmlformats.org/drawingml/2006/picture">
                 <pic:pic>
                   <pic:nvPicPr>
-                    <pic:cNvPr id="0" name="image1.png"/>
+                    <pic:cNvPr id="0" name="image9.png"/>
                     <pic:cNvPicPr preferRelativeResize="0"/>
                   </pic:nvPicPr>
                   <pic:blipFill>
-                    <a:blip r:embed="rId33"/>
+                    <a:blip r:embed="rId34"/>
                     <a:srcRect b="0" l="0" r="0" t="0"/>
                     <a:stretch>
                       <a:fillRect/>
@@ -33011,16 +33045,16 @@
           <wp:inline distB="114300" distT="114300" distL="114300" distR="114300">
             <wp:extent cx="4486275" cy="2362200"/>
             <wp:effectExtent b="0" l="0" r="0" t="0"/>
-            <wp:docPr id="90" name="image2.png"/>
+            <wp:docPr id="90" name="image20.png"/>
             <a:graphic>
               <a:graphicData uri="http://schemas.openxmlformats.org/drawingml/2006/picture">
                 <pic:pic>
                   <pic:nvPicPr>
-                    <pic:cNvPr id="0" name="image2.png"/>
+                    <pic:cNvPr id="0" name="image20.png"/>
                     <pic:cNvPicPr preferRelativeResize="0"/>
                   </pic:nvPicPr>
                   <pic:blipFill>
-                    <a:blip r:embed="rId34"/>
+                    <a:blip r:embed="rId35"/>
                     <a:srcRect b="0" l="0" r="0" t="0"/>
                     <a:stretch>
                       <a:fillRect/>
@@ -33143,16 +33177,16 @@
           <wp:inline distB="114300" distT="114300" distL="114300" distR="114300">
             <wp:extent cx="4352925" cy="1800225"/>
             <wp:effectExtent b="0" l="0" r="0" t="0"/>
-            <wp:docPr id="91" name="image3.png"/>
+            <wp:docPr id="91" name="image5.png"/>
             <a:graphic>
               <a:graphicData uri="http://schemas.openxmlformats.org/drawingml/2006/picture">
                 <pic:pic>
                   <pic:nvPicPr>
-                    <pic:cNvPr id="0" name="image3.png"/>
+                    <pic:cNvPr id="0" name="image5.png"/>
                     <pic:cNvPicPr preferRelativeResize="0"/>
                   </pic:nvPicPr>
                   <pic:blipFill>
-                    <a:blip r:embed="rId35"/>
+                    <a:blip r:embed="rId36"/>
                     <a:srcRect b="0" l="0" r="0" t="0"/>
                     <a:stretch>
                       <a:fillRect/>
@@ -33263,16 +33297,16 @@
           <wp:inline distB="114300" distT="114300" distL="114300" distR="114300">
             <wp:extent cx="5940115" cy="152400"/>
             <wp:effectExtent b="0" l="0" r="0" t="0"/>
-            <wp:docPr id="92" name="image4.png"/>
+            <wp:docPr id="92" name="image3.png"/>
             <a:graphic>
               <a:graphicData uri="http://schemas.openxmlformats.org/drawingml/2006/picture">
                 <pic:pic>
                   <pic:nvPicPr>
-                    <pic:cNvPr id="0" name="image4.png"/>
+                    <pic:cNvPr id="0" name="image3.png"/>
                     <pic:cNvPicPr preferRelativeResize="0"/>
                   </pic:nvPicPr>
                   <pic:blipFill>
-                    <a:blip r:embed="rId36"/>
+                    <a:blip r:embed="rId37"/>
                     <a:srcRect b="0" l="0" r="0" t="0"/>
                     <a:stretch>
                       <a:fillRect/>
@@ -33357,16 +33391,16 @@
           <wp:inline distB="114300" distT="114300" distL="114300" distR="114300">
             <wp:extent cx="5940115" cy="228600"/>
             <wp:effectExtent b="0" l="0" r="0" t="0"/>
-            <wp:docPr id="93" name="image5.png"/>
+            <wp:docPr id="93" name="image1.png"/>
             <a:graphic>
               <a:graphicData uri="http://schemas.openxmlformats.org/drawingml/2006/picture">
                 <pic:pic>
                   <pic:nvPicPr>
-                    <pic:cNvPr id="0" name="image5.png"/>
+                    <pic:cNvPr id="0" name="image1.png"/>
                     <pic:cNvPicPr preferRelativeResize="0"/>
                   </pic:nvPicPr>
                   <pic:blipFill>
-                    <a:blip r:embed="rId37"/>
+                    <a:blip r:embed="rId38"/>
                     <a:srcRect b="0" l="0" r="0" t="0"/>
                     <a:stretch>
                       <a:fillRect/>
@@ -33451,16 +33485,16 @@
           <wp:inline distB="114300" distT="114300" distL="114300" distR="114300">
             <wp:extent cx="5940115" cy="152400"/>
             <wp:effectExtent b="0" l="0" r="0" t="0"/>
-            <wp:docPr id="94" name="image6.png"/>
+            <wp:docPr id="94" name="image16.png"/>
             <a:graphic>
               <a:graphicData uri="http://schemas.openxmlformats.org/drawingml/2006/picture">
                 <pic:pic>
                   <pic:nvPicPr>
-                    <pic:cNvPr id="0" name="image6.png"/>
+                    <pic:cNvPr id="0" name="image16.png"/>
                     <pic:cNvPicPr preferRelativeResize="0"/>
                   </pic:nvPicPr>
                   <pic:blipFill>
-                    <a:blip r:embed="rId38"/>
+                    <a:blip r:embed="rId39"/>
                     <a:srcRect b="0" l="0" r="0" t="0"/>
                     <a:stretch>
                       <a:fillRect/>
@@ -35349,9 +35383,9 @@
       </w:r>
     </w:p>
     <w:sectPr>
-      <w:headerReference r:id="rId39" w:type="first"/>
-      <w:footerReference r:id="rId40" w:type="default"/>
-      <w:footerReference r:id="rId41" w:type="first"/>
+      <w:headerReference r:id="rId40" w:type="first"/>
+      <w:footerReference r:id="rId41" w:type="default"/>
+      <w:footerReference r:id="rId42" w:type="first"/>
       <w:pgSz w:h="16838" w:w="11906" w:orient="portrait"/>
       <w:pgMar w:bottom="1134" w:top="1134" w:left="1701" w:right="850" w:header="708" w:footer="708"/>
       <w:pgNumType w:start="0"/>

--- a/ai_11/volodymyr_bychkovskyi/epic_3/epic_3_report_volodymyr_bychkovskyi.docx
+++ b/ai_11/volodymyr_bychkovskyi/epic_3/epic_3_report_volodymyr_bychkovskyi.docx
@@ -106,12 +106,12 @@
             <wp:extent cx="2710845" cy="2571750"/>
             <wp:effectExtent b="0" l="0" r="0" t="0"/>
             <wp:wrapNone/>
-            <wp:docPr descr="A blue and white logo&#10;&#10;Description automatically generated" id="105" name="image10.jpg"/>
+            <wp:docPr descr="A blue and white logo&#10;&#10;Description automatically generated" id="105" name="image17.jpg"/>
             <a:graphic>
               <a:graphicData uri="http://schemas.openxmlformats.org/drawingml/2006/picture">
                 <pic:pic>
                   <pic:nvPicPr>
-                    <pic:cNvPr descr="A blue and white logo&#10;&#10;Description automatically generated" id="0" name="image10.jpg"/>
+                    <pic:cNvPr descr="A blue and white logo&#10;&#10;Description automatically generated" id="0" name="image17.jpg"/>
                     <pic:cNvPicPr preferRelativeResize="0"/>
                   </pic:nvPicPr>
                   <pic:blipFill>
@@ -2800,12 +2800,12 @@
           <wp:inline distB="114300" distT="114300" distL="114300" distR="114300">
             <wp:extent cx="5438775" cy="419100"/>
             <wp:effectExtent b="0" l="0" r="0" t="0"/>
-            <wp:docPr id="96" name="image7.png"/>
+            <wp:docPr id="96" name="image8.png"/>
             <a:graphic>
               <a:graphicData uri="http://schemas.openxmlformats.org/drawingml/2006/picture">
                 <pic:pic>
                   <pic:nvPicPr>
-                    <pic:cNvPr id="0" name="image7.png"/>
+                    <pic:cNvPr id="0" name="image8.png"/>
                     <pic:cNvPicPr preferRelativeResize="0"/>
                   </pic:nvPicPr>
                   <pic:blipFill>
@@ -2908,7 +2908,7 @@
       </w:pPr>
       <w:sdt>
         <w:sdtPr>
-          <w:id w:val="650595703"/>
+          <w:id w:val="1237524669"/>
           <w:tag w:val="goog_rdk_0"/>
         </w:sdtPr>
         <w:sdtContent>
@@ -2936,12 +2936,12 @@
           <wp:inline distB="114300" distT="114300" distL="114300" distR="114300">
             <wp:extent cx="5940115" cy="1028700"/>
             <wp:effectExtent b="0" l="0" r="0" t="0"/>
-            <wp:docPr id="95" name="image6.png"/>
+            <wp:docPr id="95" name="image7.png"/>
             <a:graphic>
               <a:graphicData uri="http://schemas.openxmlformats.org/drawingml/2006/picture">
                 <pic:pic>
                   <pic:nvPicPr>
-                    <pic:cNvPr id="0" name="image6.png"/>
+                    <pic:cNvPr id="0" name="image7.png"/>
                     <pic:cNvPicPr preferRelativeResize="0"/>
                   </pic:nvPicPr>
                   <pic:blipFill>
@@ -3204,12 +3204,12 @@
           <wp:inline distB="114300" distT="114300" distL="114300" distR="114300">
             <wp:extent cx="5940115" cy="1524000"/>
             <wp:effectExtent b="0" l="0" r="0" t="0"/>
-            <wp:docPr id="98" name="image4.png"/>
+            <wp:docPr id="98" name="image10.png"/>
             <a:graphic>
               <a:graphicData uri="http://schemas.openxmlformats.org/drawingml/2006/picture">
                 <pic:pic>
                   <pic:nvPicPr>
-                    <pic:cNvPr id="0" name="image4.png"/>
+                    <pic:cNvPr id="0" name="image10.png"/>
                     <pic:cNvPicPr preferRelativeResize="0"/>
                   </pic:nvPicPr>
                   <pic:blipFill>
@@ -3344,12 +3344,12 @@
           <wp:inline distB="114300" distT="114300" distL="114300" distR="114300">
             <wp:extent cx="5940115" cy="1473200"/>
             <wp:effectExtent b="0" l="0" r="0" t="0"/>
-            <wp:docPr id="97" name="image18.png"/>
+            <wp:docPr id="97" name="image9.png"/>
             <a:graphic>
               <a:graphicData uri="http://schemas.openxmlformats.org/drawingml/2006/picture">
                 <pic:pic>
                   <pic:nvPicPr>
-                    <pic:cNvPr id="0" name="image18.png"/>
+                    <pic:cNvPr id="0" name="image9.png"/>
                     <pic:cNvPicPr preferRelativeResize="0"/>
                   </pic:nvPicPr>
                   <pic:blipFill>
@@ -3484,12 +3484,12 @@
           <wp:inline distB="114300" distT="114300" distL="114300" distR="114300">
             <wp:extent cx="5940115" cy="1384300"/>
             <wp:effectExtent b="0" l="0" r="0" t="0"/>
-            <wp:docPr id="101" name="image14.png"/>
+            <wp:docPr id="101" name="image13.png"/>
             <a:graphic>
               <a:graphicData uri="http://schemas.openxmlformats.org/drawingml/2006/picture">
                 <pic:pic>
                   <pic:nvPicPr>
-                    <pic:cNvPr id="0" name="image14.png"/>
+                    <pic:cNvPr id="0" name="image13.png"/>
                     <pic:cNvPicPr preferRelativeResize="0"/>
                   </pic:nvPicPr>
                   <pic:blipFill>
@@ -3718,7 +3718,7 @@
           <w:szCs w:val="24"/>
           <w:rtl w:val="0"/>
         </w:rPr>
-        <w:t xml:space="preserve">Рис. 6 Блок-схема до Lab 2 (рекурсивна функція sumEven)</w:t>
+        <w:t xml:space="preserve">Рис. 6 Блок-схема до Lab 2 (рекурсивна функція sumEven та головна частина програми)</w:t>
       </w:r>
       <w:r>
         <w:rPr>
@@ -3760,12 +3760,12 @@
           <wp:inline distB="114300" distT="114300" distL="114300" distR="114300">
             <wp:extent cx="4714875" cy="5162550"/>
             <wp:effectExtent b="0" l="0" r="0" t="0"/>
-            <wp:docPr id="103" name="image8.png"/>
+            <wp:docPr id="103" name="image15.png"/>
             <a:graphic>
               <a:graphicData uri="http://schemas.openxmlformats.org/drawingml/2006/picture">
                 <pic:pic>
                   <pic:nvPicPr>
-                    <pic:cNvPr id="0" name="image8.png"/>
+                    <pic:cNvPr id="0" name="image15.png"/>
                     <pic:cNvPicPr preferRelativeResize="0"/>
                   </pic:nvPicPr>
                   <pic:blipFill>
@@ -3830,12 +3830,12 @@
           <wp:inline distB="114300" distT="114300" distL="114300" distR="114300">
             <wp:extent cx="4362450" cy="6696075"/>
             <wp:effectExtent b="0" l="0" r="0" t="0"/>
-            <wp:docPr id="102" name="image13.png"/>
+            <wp:docPr id="102" name="image14.png"/>
             <a:graphic>
               <a:graphicData uri="http://schemas.openxmlformats.org/drawingml/2006/picture">
                 <pic:pic>
                   <pic:nvPicPr>
-                    <pic:cNvPr id="0" name="image13.png"/>
+                    <pic:cNvPr id="0" name="image14.png"/>
                     <pic:cNvPicPr preferRelativeResize="0"/>
                   </pic:nvPicPr>
                   <pic:blipFill>
@@ -3900,12 +3900,12 @@
           <wp:inline distB="114300" distT="114300" distL="114300" distR="114300">
             <wp:extent cx="4772025" cy="4086225"/>
             <wp:effectExtent b="0" l="0" r="0" t="0"/>
-            <wp:docPr id="107" name="image26.png"/>
+            <wp:docPr id="107" name="image19.png"/>
             <a:graphic>
               <a:graphicData uri="http://schemas.openxmlformats.org/drawingml/2006/picture">
                 <pic:pic>
                   <pic:nvPicPr>
-                    <pic:cNvPr id="0" name="image26.png"/>
+                    <pic:cNvPr id="0" name="image19.png"/>
                     <pic:cNvPicPr preferRelativeResize="0"/>
                   </pic:nvPicPr>
                   <pic:blipFill>
@@ -3970,12 +3970,12 @@
           <wp:inline distB="114300" distT="114300" distL="114300" distR="114300">
             <wp:extent cx="3695700" cy="6762750"/>
             <wp:effectExtent b="0" l="0" r="0" t="0"/>
-            <wp:docPr id="104" name="image15.png"/>
+            <wp:docPr id="104" name="image16.png"/>
             <a:graphic>
               <a:graphicData uri="http://schemas.openxmlformats.org/drawingml/2006/picture">
                 <pic:pic>
                   <pic:nvPicPr>
-                    <pic:cNvPr id="0" name="image15.png"/>
+                    <pic:cNvPr id="0" name="image16.png"/>
                     <pic:cNvPicPr preferRelativeResize="0"/>
                   </pic:nvPicPr>
                   <pic:blipFill>
@@ -4031,7 +4031,7 @@
       <w:pPr>
         <w:keepNext w:val="1"/>
         <w:spacing w:after="120" w:line="300" w:lineRule="auto"/>
-        <w:jc w:val="center"/>
+        <w:jc w:val="both"/>
         <w:rPr/>
       </w:pPr>
       <w:r>
@@ -4040,12 +4040,12 @@
           <wp:inline distB="114300" distT="114300" distL="114300" distR="114300">
             <wp:extent cx="3743325" cy="6943725"/>
             <wp:effectExtent b="0" l="0" r="0" t="0"/>
-            <wp:docPr id="106" name="image2.png"/>
+            <wp:docPr id="106" name="image18.png"/>
             <a:graphic>
               <a:graphicData uri="http://schemas.openxmlformats.org/drawingml/2006/picture">
                 <pic:pic>
                   <pic:nvPicPr>
-                    <pic:cNvPr id="0" name="image2.png"/>
+                    <pic:cNvPr id="0" name="image18.png"/>
                     <pic:cNvPicPr preferRelativeResize="0"/>
                   </pic:nvPicPr>
                   <pic:blipFill>
@@ -4110,12 +4110,12 @@
           <wp:inline distB="114300" distT="114300" distL="114300" distR="114300">
             <wp:extent cx="5038725" cy="6315075"/>
             <wp:effectExtent b="0" l="0" r="0" t="0"/>
-            <wp:docPr id="108" name="image12.png"/>
+            <wp:docPr id="108" name="image20.png"/>
             <a:graphic>
               <a:graphicData uri="http://schemas.openxmlformats.org/drawingml/2006/picture">
                 <pic:pic>
                   <pic:nvPicPr>
-                    <pic:cNvPr id="0" name="image12.png"/>
+                    <pic:cNvPr id="0" name="image20.png"/>
                     <pic:cNvPicPr preferRelativeResize="0"/>
                   </pic:nvPicPr>
                   <pic:blipFill>
@@ -4250,12 +4250,12 @@
           <wp:inline distB="114300" distT="114300" distL="114300" distR="114300">
             <wp:extent cx="4895850" cy="6724650"/>
             <wp:effectExtent b="0" l="0" r="0" t="0"/>
-            <wp:docPr id="110" name="image23.png"/>
+            <wp:docPr id="110" name="image22.png"/>
             <a:graphic>
               <a:graphicData uri="http://schemas.openxmlformats.org/drawingml/2006/picture">
                 <pic:pic>
                   <pic:nvPicPr>
-                    <pic:cNvPr id="0" name="image23.png"/>
+                    <pic:cNvPr id="0" name="image22.png"/>
                     <pic:cNvPicPr preferRelativeResize="0"/>
                   </pic:nvPicPr>
                   <pic:blipFill>
@@ -4320,12 +4320,12 @@
           <wp:inline distB="114300" distT="114300" distL="114300" distR="114300">
             <wp:extent cx="5362575" cy="6934200"/>
             <wp:effectExtent b="0" l="0" r="0" t="0"/>
-            <wp:docPr id="111" name="image22.png"/>
+            <wp:docPr id="111" name="image23.png"/>
             <a:graphic>
               <a:graphicData uri="http://schemas.openxmlformats.org/drawingml/2006/picture">
                 <pic:pic>
                   <pic:nvPicPr>
-                    <pic:cNvPr id="0" name="image22.png"/>
+                    <pic:cNvPr id="0" name="image23.png"/>
                     <pic:cNvPicPr preferRelativeResize="0"/>
                   </pic:nvPicPr>
                   <pic:blipFill>
@@ -4390,12 +4390,12 @@
           <wp:inline distB="114300" distT="114300" distL="114300" distR="114300">
             <wp:extent cx="5391150" cy="6781800"/>
             <wp:effectExtent b="0" l="0" r="0" t="0"/>
-            <wp:docPr id="112" name="image19.png"/>
+            <wp:docPr id="112" name="image24.png"/>
             <a:graphic>
               <a:graphicData uri="http://schemas.openxmlformats.org/drawingml/2006/picture">
                 <pic:pic>
                   <pic:nvPicPr>
-                    <pic:cNvPr id="0" name="image19.png"/>
+                    <pic:cNvPr id="0" name="image24.png"/>
                     <pic:cNvPicPr preferRelativeResize="0"/>
                   </pic:nvPicPr>
                   <pic:blipFill>
@@ -4536,12 +4536,12 @@
           <wp:inline distB="114300" distT="114300" distL="114300" distR="114300">
             <wp:extent cx="5448300" cy="4457700"/>
             <wp:effectExtent b="0" l="0" r="0" t="0"/>
-            <wp:docPr id="114" name="image24.png"/>
+            <wp:docPr id="114" name="image26.png"/>
             <a:graphic>
               <a:graphicData uri="http://schemas.openxmlformats.org/drawingml/2006/picture">
                 <pic:pic>
                   <pic:nvPicPr>
-                    <pic:cNvPr id="0" name="image24.png"/>
+                    <pic:cNvPr id="0" name="image26.png"/>
                     <pic:cNvPicPr preferRelativeResize="0"/>
                   </pic:nvPicPr>
                   <pic:blipFill>
@@ -4612,12 +4612,12 @@
           <wp:inline distB="114300" distT="114300" distL="114300" distR="114300">
             <wp:extent cx="5940115" cy="4165600"/>
             <wp:effectExtent b="0" l="0" r="0" t="0"/>
-            <wp:docPr id="100" name="image17.png"/>
+            <wp:docPr id="100" name="image12.png"/>
             <a:graphic>
               <a:graphicData uri="http://schemas.openxmlformats.org/drawingml/2006/picture">
                 <pic:pic>
                   <pic:nvPicPr>
-                    <pic:cNvPr id="0" name="image17.png"/>
+                    <pic:cNvPr id="0" name="image12.png"/>
                     <pic:cNvPicPr preferRelativeResize="0"/>
                   </pic:nvPicPr>
                   <pic:blipFill>
@@ -32834,41 +32834,7 @@
         <w:rPr>
           <w:rtl w:val="0"/>
         </w:rPr>
-        <w:t xml:space="preserve">Посилання на Pull Request зі звітом та програмами Епіку 3: </w:t>
-      </w:r>
-    </w:p>
-    <w:p>
-      <w:pPr>
-        <w:spacing w:after="120" w:line="300" w:lineRule="auto"/>
-        <w:jc w:val="left"/>
-        <w:rPr/>
-      </w:pPr>
-      <w:hyperlink r:id="rId33">
-        <w:r>
-          <w:rPr>
-            <w:color w:val="1155cc"/>
-            <w:u w:val="single"/>
-            <w:rtl w:val="0"/>
-          </w:rPr>
-          <w:t xml:space="preserve">https://github.com/artificial-intelligence-department/ai_programming_playground_2026/blob/05043490113b13cd9fe0cdabbb0917c1f183440f/ai_11/volodymyr_bychkovskyi/epic_3/lab_2_task_1_variant_2_john_black.cpp</w:t>
-        </w:r>
-      </w:hyperlink>
-      <w:r>
-        <w:rPr>
-          <w:rtl w:val="0"/>
-        </w:rPr>
-      </w:r>
-    </w:p>
-    <w:p>
-      <w:pPr>
-        <w:spacing w:after="120" w:line="300" w:lineRule="auto"/>
-        <w:jc w:val="left"/>
-        <w:rPr/>
-      </w:pPr>
-      <w:r>
-        <w:rPr>
-          <w:rtl w:val="0"/>
-        </w:rPr>
+        <w:t xml:space="preserve">Посилання на Pull Request зі звітом та програмами Епіку 3: [посилання на PR]</w:t>
       </w:r>
     </w:p>
     <w:p>
@@ -32926,16 +32892,16 @@
           <wp:inline distB="114300" distT="114300" distL="114300" distR="114300">
             <wp:extent cx="923925" cy="314325"/>
             <wp:effectExtent b="0" l="0" r="0" t="0"/>
-            <wp:docPr id="89" name="image9.png"/>
+            <wp:docPr id="89" name="image1.png"/>
             <a:graphic>
               <a:graphicData uri="http://schemas.openxmlformats.org/drawingml/2006/picture">
                 <pic:pic>
                   <pic:nvPicPr>
-                    <pic:cNvPr id="0" name="image9.png"/>
+                    <pic:cNvPr id="0" name="image1.png"/>
                     <pic:cNvPicPr preferRelativeResize="0"/>
                   </pic:nvPicPr>
                   <pic:blipFill>
-                    <a:blip r:embed="rId34"/>
+                    <a:blip r:embed="rId33"/>
                     <a:srcRect b="0" l="0" r="0" t="0"/>
                     <a:stretch>
                       <a:fillRect/>
@@ -33045,16 +33011,16 @@
           <wp:inline distB="114300" distT="114300" distL="114300" distR="114300">
             <wp:extent cx="4486275" cy="2362200"/>
             <wp:effectExtent b="0" l="0" r="0" t="0"/>
-            <wp:docPr id="90" name="image20.png"/>
+            <wp:docPr id="90" name="image2.png"/>
             <a:graphic>
               <a:graphicData uri="http://schemas.openxmlformats.org/drawingml/2006/picture">
                 <pic:pic>
                   <pic:nvPicPr>
-                    <pic:cNvPr id="0" name="image20.png"/>
+                    <pic:cNvPr id="0" name="image2.png"/>
                     <pic:cNvPicPr preferRelativeResize="0"/>
                   </pic:nvPicPr>
                   <pic:blipFill>
-                    <a:blip r:embed="rId35"/>
+                    <a:blip r:embed="rId34"/>
                     <a:srcRect b="0" l="0" r="0" t="0"/>
                     <a:stretch>
                       <a:fillRect/>
@@ -33177,16 +33143,16 @@
           <wp:inline distB="114300" distT="114300" distL="114300" distR="114300">
             <wp:extent cx="4352925" cy="1800225"/>
             <wp:effectExtent b="0" l="0" r="0" t="0"/>
-            <wp:docPr id="91" name="image5.png"/>
+            <wp:docPr id="91" name="image3.png"/>
             <a:graphic>
               <a:graphicData uri="http://schemas.openxmlformats.org/drawingml/2006/picture">
                 <pic:pic>
                   <pic:nvPicPr>
-                    <pic:cNvPr id="0" name="image5.png"/>
+                    <pic:cNvPr id="0" name="image3.png"/>
                     <pic:cNvPicPr preferRelativeResize="0"/>
                   </pic:nvPicPr>
                   <pic:blipFill>
-                    <a:blip r:embed="rId36"/>
+                    <a:blip r:embed="rId35"/>
                     <a:srcRect b="0" l="0" r="0" t="0"/>
                     <a:stretch>
                       <a:fillRect/>
@@ -33297,16 +33263,16 @@
           <wp:inline distB="114300" distT="114300" distL="114300" distR="114300">
             <wp:extent cx="5940115" cy="152400"/>
             <wp:effectExtent b="0" l="0" r="0" t="0"/>
-            <wp:docPr id="92" name="image3.png"/>
+            <wp:docPr id="92" name="image4.png"/>
             <a:graphic>
               <a:graphicData uri="http://schemas.openxmlformats.org/drawingml/2006/picture">
                 <pic:pic>
                   <pic:nvPicPr>
-                    <pic:cNvPr id="0" name="image3.png"/>
+                    <pic:cNvPr id="0" name="image4.png"/>
                     <pic:cNvPicPr preferRelativeResize="0"/>
                   </pic:nvPicPr>
                   <pic:blipFill>
-                    <a:blip r:embed="rId37"/>
+                    <a:blip r:embed="rId36"/>
                     <a:srcRect b="0" l="0" r="0" t="0"/>
                     <a:stretch>
                       <a:fillRect/>
@@ -33391,16 +33357,16 @@
           <wp:inline distB="114300" distT="114300" distL="114300" distR="114300">
             <wp:extent cx="5940115" cy="228600"/>
             <wp:effectExtent b="0" l="0" r="0" t="0"/>
-            <wp:docPr id="93" name="image1.png"/>
+            <wp:docPr id="93" name="image5.png"/>
             <a:graphic>
               <a:graphicData uri="http://schemas.openxmlformats.org/drawingml/2006/picture">
                 <pic:pic>
                   <pic:nvPicPr>
-                    <pic:cNvPr id="0" name="image1.png"/>
+                    <pic:cNvPr id="0" name="image5.png"/>
                     <pic:cNvPicPr preferRelativeResize="0"/>
                   </pic:nvPicPr>
                   <pic:blipFill>
-                    <a:blip r:embed="rId38"/>
+                    <a:blip r:embed="rId37"/>
                     <a:srcRect b="0" l="0" r="0" t="0"/>
                     <a:stretch>
                       <a:fillRect/>
@@ -33485,16 +33451,16 @@
           <wp:inline distB="114300" distT="114300" distL="114300" distR="114300">
             <wp:extent cx="5940115" cy="152400"/>
             <wp:effectExtent b="0" l="0" r="0" t="0"/>
-            <wp:docPr id="94" name="image16.png"/>
+            <wp:docPr id="94" name="image6.png"/>
             <a:graphic>
               <a:graphicData uri="http://schemas.openxmlformats.org/drawingml/2006/picture">
                 <pic:pic>
                   <pic:nvPicPr>
-                    <pic:cNvPr id="0" name="image16.png"/>
+                    <pic:cNvPr id="0" name="image6.png"/>
                     <pic:cNvPicPr preferRelativeResize="0"/>
                   </pic:nvPicPr>
                   <pic:blipFill>
-                    <a:blip r:embed="rId39"/>
+                    <a:blip r:embed="rId38"/>
                     <a:srcRect b="0" l="0" r="0" t="0"/>
                     <a:stretch>
                       <a:fillRect/>
@@ -35383,9 +35349,9 @@
       </w:r>
     </w:p>
     <w:sectPr>
-      <w:headerReference r:id="rId40" w:type="first"/>
-      <w:footerReference r:id="rId41" w:type="default"/>
-      <w:footerReference r:id="rId42" w:type="first"/>
+      <w:headerReference r:id="rId39" w:type="first"/>
+      <w:footerReference r:id="rId40" w:type="default"/>
+      <w:footerReference r:id="rId41" w:type="first"/>
       <w:pgSz w:h="16838" w:w="11906" w:orient="portrait"/>
       <w:pgMar w:bottom="1134" w:top="1134" w:left="1701" w:right="850" w:header="708" w:footer="708"/>
       <w:pgNumType w:start="0"/>
